--- a/volunteerexpensesformv2wordcopy.docx
+++ b/volunteerexpensesformv2wordcopy.docx
@@ -1101,15 +1101,23 @@
                 <w:sz w:val="20"/>
                 <w:szCs w:val="20"/>
               </w:rPr>
-              <w:t>8</w:t>
-            </w:r>
-            <w:r>
-              <w:rPr>
-                <w:rFonts w:ascii="Arial" w:hAnsi="Arial" w:cs="Arial"/>
-                <w:sz w:val="20"/>
-                <w:szCs w:val="20"/>
-              </w:rPr>
-              <w:t>.1</w:t>
+              <w:t>13</w:t>
+            </w:r>
+            <w:r>
+              <w:rPr>
+                <w:rFonts w:ascii="Arial" w:hAnsi="Arial" w:cs="Arial"/>
+                <w:sz w:val="20"/>
+                <w:szCs w:val="20"/>
+              </w:rPr>
+              <w:t>.</w:t>
+            </w:r>
+            <w:r>
+              <w:rPr>
+                <w:rFonts w:ascii="Arial" w:hAnsi="Arial" w:cs="Arial"/>
+                <w:sz w:val="20"/>
+                <w:szCs w:val="20"/>
+              </w:rPr>
+              <w:t>0</w:t>
             </w:r>
             <w:r>
               <w:rPr>
@@ -1125,7 +1133,15 @@
                 <w:sz w:val="20"/>
                 <w:szCs w:val="20"/>
               </w:rPr>
-              <w:t>.2025</w:t>
+              <w:t>.202</w:t>
+            </w:r>
+            <w:r>
+              <w:rPr>
+                <w:rFonts w:ascii="Arial" w:hAnsi="Arial" w:cs="Arial"/>
+                <w:sz w:val="20"/>
+                <w:szCs w:val="20"/>
+              </w:rPr>
+              <w:t>6</w:t>
             </w:r>
           </w:p>
         </w:tc>
@@ -1141,37 +1157,35 @@
                 <w:rFonts w:ascii="Arial" w:eastAsia="Arial Unicode MS" w:hAnsi="Arial" w:cs="Arial"/>
                 <w:sz w:val="20"/>
                 <w:szCs w:val="20"/>
-                <w:lang w:val="fr-FR"/>
-              </w:rPr>
-            </w:pPr>
-            <w:r>
-              <w:rPr>
-                <w:rFonts w:ascii="Arial" w:eastAsia="Arial Unicode MS" w:hAnsi="Arial" w:cs="Arial"/>
-                <w:sz w:val="20"/>
-                <w:szCs w:val="20"/>
-                <w:lang w:val="fr-FR"/>
-              </w:rPr>
-              <w:t xml:space="preserve">TFL </w:t>
-            </w:r>
-            <w:proofErr w:type="spellStart"/>
-            <w:r>
-              <w:rPr>
-                <w:rFonts w:ascii="Arial" w:eastAsia="Arial Unicode MS" w:hAnsi="Arial" w:cs="Arial"/>
-                <w:sz w:val="20"/>
-                <w:szCs w:val="20"/>
-                <w:lang w:val="fr-FR"/>
-              </w:rPr>
-              <w:t>Travel</w:t>
-            </w:r>
-            <w:proofErr w:type="spellEnd"/>
-            <w:r>
-              <w:rPr>
-                <w:rFonts w:ascii="Arial" w:eastAsia="Arial Unicode MS" w:hAnsi="Arial" w:cs="Arial"/>
-                <w:sz w:val="20"/>
-                <w:szCs w:val="20"/>
-                <w:lang w:val="fr-FR"/>
-              </w:rPr>
-              <w:t xml:space="preserve"> Charge</w:t>
+                <w:lang w:val="en-GB"/>
+              </w:rPr>
+            </w:pPr>
+            <w:r>
+              <w:rPr>
+                <w:rFonts w:ascii="Arial" w:eastAsia="Arial Unicode MS" w:hAnsi="Arial" w:cs="Arial"/>
+                <w:sz w:val="20"/>
+                <w:szCs w:val="20"/>
+                <w:lang w:val="en-GB"/>
+              </w:rPr>
+              <w:t>Meetup.com</w:t>
+            </w:r>
+            <w:r>
+              <w:rPr>
+                <w:rFonts w:ascii="Arial" w:eastAsia="Arial Unicode MS" w:hAnsi="Arial" w:cs="Arial"/>
+                <w:sz w:val="20"/>
+                <w:szCs w:val="20"/>
+                <w:lang w:val="en-GB"/>
+              </w:rPr>
+              <w:t xml:space="preserve"> </w:t>
+            </w:r>
+            <w:r>
+              <w:rPr>
+                <w:rFonts w:ascii="Arial" w:eastAsia="Arial Unicode MS" w:hAnsi="Arial" w:cs="Arial"/>
+                <w:sz w:val="20"/>
+                <w:szCs w:val="20"/>
+                <w:lang w:val="en-GB"/>
+              </w:rPr>
+              <w:t>Subscription</w:t>
             </w:r>
           </w:p>
         </w:tc>
@@ -1200,7 +1214,7 @@
                 <w:rFonts w:ascii="Arial" w:hAnsi="Arial" w:cs="Arial"/>
                 <w:sz w:val="20"/>
                 <w:szCs w:val="20"/>
-                <w:lang w:val="fr-FR"/>
+                <w:lang w:val="en-GB"/>
               </w:rPr>
               <w:t> </w:t>
             </w:r>
@@ -1218,15 +1232,7 @@
                 <w:sz w:val="20"/>
                 <w:szCs w:val="20"/>
               </w:rPr>
-              <w:t>.</w:t>
-            </w:r>
-            <w:r>
-              <w:rPr>
-                <w:rFonts w:ascii="Arial" w:hAnsi="Arial" w:cs="Arial"/>
-                <w:sz w:val="20"/>
-                <w:szCs w:val="20"/>
-              </w:rPr>
-              <w:t>50</w:t>
+              <w:t>.96</w:t>
             </w:r>
           </w:p>
         </w:tc>
@@ -1879,37 +1885,57 @@
                 <w:sz w:val="20"/>
                 <w:szCs w:val="20"/>
               </w:rPr>
+              <w:t>7</w:t>
+            </w:r>
+            <w:r>
+              <w:rPr>
+                <w:rFonts w:ascii="Arial" w:eastAsia="Arial Unicode MS" w:hAnsi="Arial" w:cs="Arial"/>
+                <w:b/>
+                <w:bCs/>
+                <w:sz w:val="20"/>
+                <w:szCs w:val="20"/>
+              </w:rPr>
+              <w:t>/</w:t>
+            </w:r>
+            <w:r>
+              <w:rPr>
+                <w:rFonts w:ascii="Arial" w:eastAsia="Arial Unicode MS" w:hAnsi="Arial" w:cs="Arial"/>
+                <w:b/>
+                <w:bCs/>
+                <w:sz w:val="20"/>
+                <w:szCs w:val="20"/>
+              </w:rPr>
+              <w:t>0</w:t>
+            </w:r>
+            <w:r>
+              <w:rPr>
+                <w:rFonts w:ascii="Arial" w:eastAsia="Arial Unicode MS" w:hAnsi="Arial" w:cs="Arial"/>
+                <w:b/>
+                <w:bCs/>
+                <w:sz w:val="20"/>
+                <w:szCs w:val="20"/>
+              </w:rPr>
+              <w:t>1</w:t>
+            </w:r>
+            <w:r>
+              <w:rPr>
+                <w:rFonts w:ascii="Arial" w:eastAsia="Arial Unicode MS" w:hAnsi="Arial" w:cs="Arial"/>
+                <w:b/>
+                <w:bCs/>
+                <w:sz w:val="20"/>
+                <w:szCs w:val="20"/>
+              </w:rPr>
+              <w:t>/2</w:t>
+            </w:r>
+            <w:r>
+              <w:rPr>
+                <w:rFonts w:ascii="Arial" w:eastAsia="Arial Unicode MS" w:hAnsi="Arial" w:cs="Arial"/>
+                <w:b/>
+                <w:bCs/>
+                <w:sz w:val="20"/>
+                <w:szCs w:val="20"/>
+              </w:rPr>
               <w:t>6</w:t>
-            </w:r>
-            <w:r>
-              <w:rPr>
-                <w:rFonts w:ascii="Arial" w:eastAsia="Arial Unicode MS" w:hAnsi="Arial" w:cs="Arial"/>
-                <w:b/>
-                <w:bCs/>
-                <w:sz w:val="20"/>
-                <w:szCs w:val="20"/>
-              </w:rPr>
-              <w:t>/1</w:t>
-            </w:r>
-            <w:r>
-              <w:rPr>
-                <w:rFonts w:ascii="Arial" w:eastAsia="Arial Unicode MS" w:hAnsi="Arial" w:cs="Arial"/>
-                <w:b/>
-                <w:bCs/>
-                <w:sz w:val="20"/>
-                <w:szCs w:val="20"/>
-              </w:rPr>
-              <w:t>1</w:t>
-            </w:r>
-            <w:r>
-              <w:rPr>
-                <w:rFonts w:ascii="Arial" w:eastAsia="Arial Unicode MS" w:hAnsi="Arial" w:cs="Arial"/>
-                <w:b/>
-                <w:bCs/>
-                <w:sz w:val="20"/>
-                <w:szCs w:val="20"/>
-              </w:rPr>
-              <w:t>/25</w:t>
             </w:r>
           </w:p>
         </w:tc>
@@ -4025,6 +4051,31 @@
 </file>
 
 <file path=customXml/item1.xml><?xml version="1.0" encoding="utf-8"?>
+<?mso-contentType ?>
+<FormTemplates xmlns="http://schemas.microsoft.com/sharepoint/v3/contenttype/forms">
+  <Display>DocumentLibraryForm</Display>
+  <Edit>DocumentLibraryForm</Edit>
+  <New>DocumentLibraryForm</New>
+</FormTemplates>
+</file>
+
+<file path=customXml/item2.xml><?xml version="1.0" encoding="utf-8"?>
+<p:properties xmlns:p="http://schemas.microsoft.com/office/2006/metadata/properties" xmlns:xsi="http://www.w3.org/2001/XMLSchema-instance" xmlns:pc="http://schemas.microsoft.com/office/infopath/2007/PartnerControls">
+  <documentManagement>
+    <TaxCatchAll xmlns="2b4f0fb4-15fa-4584-a295-1151fad9bcd6"/>
+    <lcf76f155ced4ddcb4097134ff3c332f xmlns="0bf58d24-5818-49cb-b32b-37654c9d57de">
+      <Terms xmlns="http://schemas.microsoft.com/office/infopath/2007/PartnerControls"/>
+    </lcf76f155ced4ddcb4097134ff3c332f>
+    <Archive xmlns="0bf58d24-5818-49cb-b32b-37654c9d57de" xsi:nil="true"/>
+  </documentManagement>
+</p:properties>
+</file>
+
+<file path=customXml/item3.xml><?xml version="1.0" encoding="utf-8"?>
+<LongProperties xmlns="http://schemas.microsoft.com/office/2006/metadata/longProperties"/>
+</file>
+
+<file path=customXml/item4.xml><?xml version="1.0" encoding="utf-8"?>
 <ct:contentTypeSchema xmlns:ct="http://schemas.microsoft.com/office/2006/metadata/contentType" xmlns:ma="http://schemas.microsoft.com/office/2006/metadata/properties/metaAttributes" ct:_="" ma:_="" ma:contentTypeName="Document" ma:contentTypeID="0x01010007029C0351052D438F691B59942D9A7F" ma:contentTypeVersion="15" ma:contentTypeDescription="Create a new document." ma:contentTypeScope="" ma:versionID="315bb6aa2efd0b24ea54e86c0d052189">
   <xsd:schema xmlns:xsd="http://www.w3.org/2001/XMLSchema" xmlns:xs="http://www.w3.org/2001/XMLSchema" xmlns:p="http://schemas.microsoft.com/office/2006/metadata/properties" xmlns:ns2="0bf58d24-5818-49cb-b32b-37654c9d57de" xmlns:ns3="2b4f0fb4-15fa-4584-a295-1151fad9bcd6" targetNamespace="http://schemas.microsoft.com/office/2006/metadata/properties" ma:root="true" ma:fieldsID="83b62ea8f5f576dca26ea407db8fbbcf" ns2:_="" ns3:_="">
     <xsd:import namespace="0bf58d24-5818-49cb-b32b-37654c9d57de"/>
@@ -4261,32 +4312,34 @@
 </ct:contentTypeSchema>
 </file>
 
-<file path=customXml/item2.xml><?xml version="1.0" encoding="utf-8"?>
-<LongProperties xmlns="http://schemas.microsoft.com/office/2006/metadata/longProperties"/>
+<file path=customXml/itemProps1.xml><?xml version="1.0" encoding="utf-8"?>
+<ds:datastoreItem xmlns:ds="http://schemas.openxmlformats.org/officeDocument/2006/customXml" ds:itemID="{6B370CD0-3E1B-4CC4-9664-1675C9D92D75}">
+  <ds:schemaRefs>
+    <ds:schemaRef ds:uri="http://schemas.microsoft.com/sharepoint/v3/contenttype/forms"/>
+  </ds:schemaRefs>
+</ds:datastoreItem>
 </file>
 
-<file path=customXml/item3.xml><?xml version="1.0" encoding="utf-8"?>
-<p:properties xmlns:p="http://schemas.microsoft.com/office/2006/metadata/properties" xmlns:xsi="http://www.w3.org/2001/XMLSchema-instance" xmlns:pc="http://schemas.microsoft.com/office/infopath/2007/PartnerControls">
-  <documentManagement>
-    <TaxCatchAll xmlns="2b4f0fb4-15fa-4584-a295-1151fad9bcd6"/>
-    <lcf76f155ced4ddcb4097134ff3c332f xmlns="0bf58d24-5818-49cb-b32b-37654c9d57de">
-      <Terms xmlns="http://schemas.microsoft.com/office/infopath/2007/PartnerControls"/>
-    </lcf76f155ced4ddcb4097134ff3c332f>
-    <Archive xmlns="0bf58d24-5818-49cb-b32b-37654c9d57de" xsi:nil="true"/>
-  </documentManagement>
-</p:properties>
+<file path=customXml/itemProps2.xml><?xml version="1.0" encoding="utf-8"?>
+<ds:datastoreItem xmlns:ds="http://schemas.openxmlformats.org/officeDocument/2006/customXml" ds:itemID="{029EDA9C-F887-4ACD-8BD1-013D39771775}">
+  <ds:schemaRefs>
+    <ds:schemaRef ds:uri="http://schemas.microsoft.com/office/2006/metadata/properties"/>
+    <ds:schemaRef ds:uri="http://schemas.microsoft.com/office/infopath/2007/PartnerControls"/>
+    <ds:schemaRef ds:uri="2b4f0fb4-15fa-4584-a295-1151fad9bcd6"/>
+    <ds:schemaRef ds:uri="0bf58d24-5818-49cb-b32b-37654c9d57de"/>
+  </ds:schemaRefs>
+</ds:datastoreItem>
 </file>
 
-<file path=customXml/item4.xml><?xml version="1.0" encoding="utf-8"?>
-<?mso-contentType ?>
-<FormTemplates xmlns="http://schemas.microsoft.com/sharepoint/v3/contenttype/forms">
-  <Display>DocumentLibraryForm</Display>
-  <Edit>DocumentLibraryForm</Edit>
-  <New>DocumentLibraryForm</New>
-</FormTemplates>
+<file path=customXml/itemProps3.xml><?xml version="1.0" encoding="utf-8"?>
+<ds:datastoreItem xmlns:ds="http://schemas.openxmlformats.org/officeDocument/2006/customXml" ds:itemID="{973BDFB3-8ABB-4EF7-BB18-32B3C8369F53}">
+  <ds:schemaRefs>
+    <ds:schemaRef ds:uri="http://schemas.microsoft.com/office/2006/metadata/longProperties"/>
+  </ds:schemaRefs>
+</ds:datastoreItem>
 </file>
 
-<file path=customXml/itemProps1.xml><?xml version="1.0" encoding="utf-8"?>
+<file path=customXml/itemProps4.xml><?xml version="1.0" encoding="utf-8"?>
 <ds:datastoreItem xmlns:ds="http://schemas.openxmlformats.org/officeDocument/2006/customXml" ds:itemID="{5E914E6B-7C9C-439B-97DD-124AF5F46FB6}">
   <ds:schemaRefs>
     <ds:schemaRef ds:uri="http://schemas.microsoft.com/office/2006/metadata/contentType"/>
@@ -4303,31 +4356,4 @@
     <ds:schemaRef ds:uri="http://schemas.microsoft.com/internal/obd"/>
   </ds:schemaRefs>
 </ds:datastoreItem>
-</file>
-
-<file path=customXml/itemProps2.xml><?xml version="1.0" encoding="utf-8"?>
-<ds:datastoreItem xmlns:ds="http://schemas.openxmlformats.org/officeDocument/2006/customXml" ds:itemID="{973BDFB3-8ABB-4EF7-BB18-32B3C8369F53}">
-  <ds:schemaRefs>
-    <ds:schemaRef ds:uri="http://schemas.microsoft.com/office/2006/metadata/longProperties"/>
-  </ds:schemaRefs>
-</ds:datastoreItem>
-</file>
-
-<file path=customXml/itemProps3.xml><?xml version="1.0" encoding="utf-8"?>
-<ds:datastoreItem xmlns:ds="http://schemas.openxmlformats.org/officeDocument/2006/customXml" ds:itemID="{029EDA9C-F887-4ACD-8BD1-013D39771775}">
-  <ds:schemaRefs>
-    <ds:schemaRef ds:uri="http://schemas.microsoft.com/office/2006/metadata/properties"/>
-    <ds:schemaRef ds:uri="http://schemas.microsoft.com/office/infopath/2007/PartnerControls"/>
-    <ds:schemaRef ds:uri="2b4f0fb4-15fa-4584-a295-1151fad9bcd6"/>
-    <ds:schemaRef ds:uri="0bf58d24-5818-49cb-b32b-37654c9d57de"/>
-  </ds:schemaRefs>
-</ds:datastoreItem>
-</file>
-
-<file path=customXml/itemProps4.xml><?xml version="1.0" encoding="utf-8"?>
-<ds:datastoreItem xmlns:ds="http://schemas.openxmlformats.org/officeDocument/2006/customXml" ds:itemID="{6B370CD0-3E1B-4CC4-9664-1675C9D92D75}">
-  <ds:schemaRefs>
-    <ds:schemaRef ds:uri="http://schemas.microsoft.com/sharepoint/v3/contenttype/forms"/>
-  </ds:schemaRefs>
-</ds:datastoreItem>
 </file>